--- a/public/templates/compiled/forms/A-050-RemoteAccessPolicy-FORM.docx
+++ b/public/templates/compiled/forms/A-050-RemoteAccessPolicy-FORM.docx
@@ -545,7 +545,7 @@
           <w:sz w:val="24"/>
           <w:szCs w:val="24"/>
         </w:rPr>
-        <w:t xml:space="preserve">[on-site access from within the Agency network, governed by the Access Control Policy; public information systems holding no Agency or CJIS data, if any].</w:t>
+        <w:t xml:space="preserve">on-site access from within the Agency network, governed by the Access Control Policy; public information systems holding no Agency or CJIS data, if any.</w:t>
       </w:r>
     </w:p>
     <w:p>

--- a/public/templates/compiled/forms/A-050-RemoteAccessPolicy-FORM.docx
+++ b/public/templates/compiled/forms/A-050-RemoteAccessPolicy-FORM.docx
@@ -34,6 +34,9 @@
         <w:gridCol w:w="9360"/>
       </w:tblGrid>
       <w:tr>
+        <w:trPr>
+          <w:cantSplit/>
+        </w:trPr>
         <w:tc>
           <w:tcPr>
             <w:tcW w:type="dxa" w:w="9360"/>
@@ -266,6 +269,9 @@
         <w:gridCol w:w="9360"/>
       </w:tblGrid>
       <w:tr>
+        <w:trPr>
+          <w:cantSplit/>
+        </w:trPr>
         <w:tc>
           <w:tcPr>
             <w:tcW w:type="dxa" w:w="9360"/>
@@ -404,17 +410,9 @@
     </w:tbl>
     <w:p>
       <w:pPr>
-        <w:spacing w:before="220" w:after="100"/>
-      </w:pPr>
-      <w:r>
-        <w:rPr>
-          <w:rFonts w:ascii="Aptos" w:cs="Aptos" w:eastAsia="Aptos" w:hAnsi="Aptos"/>
-          <w:b/>
-          <w:bCs/>
-          <w:color w:val="1B3A5C"/>
-          <w:sz w:val="26"/>
-          <w:szCs w:val="26"/>
-        </w:rPr>
+        <w:pStyle w:val="Heading2"/>
+      </w:pPr>
+      <w:r>
         <w:t xml:space="preserve">1. Purpose</w:t>
       </w:r>
     </w:p>
@@ -449,17 +447,9 @@
     </w:p>
     <w:p>
       <w:pPr>
-        <w:spacing w:before="220" w:after="100"/>
-      </w:pPr>
-      <w:r>
-        <w:rPr>
-          <w:rFonts w:ascii="Aptos" w:cs="Aptos" w:eastAsia="Aptos" w:hAnsi="Aptos"/>
-          <w:b/>
-          <w:bCs/>
-          <w:color w:val="1B3A5C"/>
-          <w:sz w:val="26"/>
-          <w:szCs w:val="26"/>
-        </w:rPr>
+        <w:pStyle w:val="Heading2"/>
+      </w:pPr>
+      <w:r>
         <w:t xml:space="preserve">2. Scope</w:t>
       </w:r>
     </w:p>
@@ -550,17 +540,9 @@
     </w:p>
     <w:p>
       <w:pPr>
-        <w:spacing w:before="220" w:after="100"/>
-      </w:pPr>
-      <w:r>
-        <w:rPr>
-          <w:rFonts w:ascii="Aptos" w:cs="Aptos" w:eastAsia="Aptos" w:hAnsi="Aptos"/>
-          <w:b/>
-          <w:bCs/>
-          <w:color w:val="1B3A5C"/>
-          <w:sz w:val="26"/>
-          <w:szCs w:val="26"/>
-        </w:rPr>
+        <w:pStyle w:val="Heading2"/>
+      </w:pPr>
+      <w:r>
         <w:t xml:space="preserve">3. Definitions</w:t>
       </w:r>
     </w:p>
@@ -628,17 +610,9 @@
     </w:p>
     <w:p>
       <w:pPr>
-        <w:spacing w:before="220" w:after="100"/>
-      </w:pPr>
-      <w:r>
-        <w:rPr>
-          <w:rFonts w:ascii="Aptos" w:cs="Aptos" w:eastAsia="Aptos" w:hAnsi="Aptos"/>
-          <w:b/>
-          <w:bCs/>
-          <w:color w:val="1B3A5C"/>
-          <w:sz w:val="26"/>
-          <w:szCs w:val="26"/>
-        </w:rPr>
+        <w:pStyle w:val="Heading2"/>
+      </w:pPr>
+      <w:r>
         <w:t xml:space="preserve">4. Policy Statement</w:t>
       </w:r>
     </w:p>
@@ -660,147 +634,189 @@
     </w:p>
     <w:p>
       <w:pPr>
-        <w:spacing w:after="80"/>
-      </w:pPr>
-      <w:r>
-        <w:rPr>
-          <w:rFonts w:ascii="Aptos" w:cs="Aptos" w:eastAsia="Aptos" w:hAnsi="Aptos"/>
-          <w:sz w:val="24"/>
-          <w:szCs w:val="24"/>
-        </w:rPr>
-        <w:t xml:space="preserve">1. Remote access is granted only to named, authorized accounts, on the principle of least privilege, and only through approved remote-access methods.</w:t>
-      </w:r>
-    </w:p>
-    <w:p>
-      <w:pPr>
-        <w:spacing w:after="80"/>
-      </w:pPr>
-      <w:r>
-        <w:rPr>
-          <w:rFonts w:ascii="Aptos" w:cs="Aptos" w:eastAsia="Aptos" w:hAnsi="Aptos"/>
-          <w:sz w:val="24"/>
-          <w:szCs w:val="24"/>
-        </w:rPr>
-        <w:t xml:space="preserve">2. Multifactor authentication is required for every remote session, for both privileged and non-privileged accounts.</w:t>
-      </w:r>
-    </w:p>
-    <w:p>
-      <w:pPr>
-        <w:spacing w:after="80"/>
-      </w:pPr>
-      <w:r>
-        <w:rPr>
-          <w:rFonts w:ascii="Aptos" w:cs="Aptos" w:eastAsia="Aptos" w:hAnsi="Aptos"/>
-          <w:sz w:val="24"/>
-          <w:szCs w:val="24"/>
-        </w:rPr>
-        <w:t xml:space="preserve">3. Remote connections use only Agency-approved methods (VPN, virtual desktop, secure shell). Administrative interfaces are not exposed directly to the public internet.</w:t>
-      </w:r>
-    </w:p>
-    <w:p>
-      <w:pPr>
-        <w:spacing w:after="80"/>
-      </w:pPr>
-      <w:r>
-        <w:rPr>
-          <w:rFonts w:ascii="Aptos" w:cs="Aptos" w:eastAsia="Aptos" w:hAnsi="Aptos"/>
-          <w:sz w:val="24"/>
-          <w:szCs w:val="24"/>
-        </w:rPr>
-        <w:t xml:space="preserve">4. Devices used for remote access meet the Agency’s minimum security conditions (current patches, endpoint protection, disk encryption) before they connect. [Define approved device types.]</w:t>
-      </w:r>
-    </w:p>
-    <w:p>
-      <w:pPr>
-        <w:spacing w:after="80"/>
-      </w:pPr>
-      <w:r>
-        <w:rPr>
-          <w:rFonts w:ascii="Aptos" w:cs="Aptos" w:eastAsia="Aptos" w:hAnsi="Aptos"/>
-          <w:sz w:val="24"/>
-          <w:szCs w:val="24"/>
-        </w:rPr>
-        <w:t xml:space="preserve">5. Remote access may be limited by time window, location, or source network where a role does not require always-on access.</w:t>
-      </w:r>
-    </w:p>
-    <w:p>
-      <w:pPr>
-        <w:spacing w:after="80"/>
-      </w:pPr>
-      <w:r>
-        <w:rPr>
-          <w:rFonts w:ascii="Aptos" w:cs="Aptos" w:eastAsia="Aptos" w:hAnsi="Aptos"/>
-          <w:sz w:val="24"/>
-          <w:szCs w:val="24"/>
-        </w:rPr>
-        <w:t xml:space="preserve">6. Remote sessions are logged. Session activity is monitored, sessions lock on idle, and they terminate on disconnect or after [a set period].</w:t>
-      </w:r>
-    </w:p>
-    <w:p>
-      <w:pPr>
-        <w:spacing w:after="80"/>
-      </w:pPr>
-      <w:r>
-        <w:rPr>
-          <w:rFonts w:ascii="Aptos" w:cs="Aptos" w:eastAsia="Aptos" w:hAnsi="Aptos"/>
-          <w:sz w:val="24"/>
-          <w:szCs w:val="24"/>
-        </w:rPr>
-        <w:t xml:space="preserve">7. Vendor and third-party remote access is granted only for the scope and duration of an approved task, is scheduled or supervised, and is governed by a signed Third-Party Access Agreement.</w:t>
-      </w:r>
-    </w:p>
-    <w:p>
-      <w:pPr>
-        <w:spacing w:after="80"/>
-      </w:pPr>
-      <w:r>
-        <w:rPr>
-          <w:rFonts w:ascii="Aptos" w:cs="Aptos" w:eastAsia="Aptos" w:hAnsi="Aptos"/>
-          <w:sz w:val="24"/>
-          <w:szCs w:val="24"/>
-        </w:rPr>
-        <w:t xml:space="preserve">8. Remote-access rights are reviewed on a defined cycle and revoked immediately on change of role, end of engagement, or suspected compromise.</w:t>
-      </w:r>
-    </w:p>
-    <w:p>
-      <w:pPr>
-        <w:spacing w:after="80"/>
-      </w:pPr>
-      <w:r>
-        <w:rPr>
-          <w:rFonts w:ascii="Aptos" w:cs="Aptos" w:eastAsia="Aptos" w:hAnsi="Aptos"/>
-          <w:sz w:val="24"/>
-          <w:szCs w:val="24"/>
-        </w:rPr>
-        <w:t xml:space="preserve">9. Specific configuration values (approved clients, ciphers, idle-timeout length, split-tunneling rules) and their technical enforcement are recorded in the VPN / Remote Access Configuration Records and the Authorized Remote Device Register, not in this policy.</w:t>
-      </w:r>
-    </w:p>
-    <w:p>
-      <w:pPr>
-        <w:spacing w:after="80"/>
-      </w:pPr>
-      <w:r>
-        <w:rPr>
-          <w:rFonts w:ascii="Aptos" w:cs="Aptos" w:eastAsia="Aptos" w:hAnsi="Aptos"/>
-          <w:sz w:val="24"/>
-          <w:szCs w:val="24"/>
-        </w:rPr>
-        <w:t xml:space="preserve">10. Remote access to systems reached through IDACS is governed in addition by the CJIS Handling Addendum below.</w:t>
-      </w:r>
-    </w:p>
-    <w:p>
-      <w:pPr>
-        <w:spacing w:before="220" w:after="100"/>
-      </w:pPr>
-      <w:r>
-        <w:rPr>
-          <w:rFonts w:ascii="Aptos" w:cs="Aptos" w:eastAsia="Aptos" w:hAnsi="Aptos"/>
-          <w:b/>
-          <w:bCs/>
-          <w:color w:val="1B3A5C"/>
-          <w:sz w:val="26"/>
-          <w:szCs w:val="26"/>
-        </w:rPr>
+        <w:pStyle w:val="ListParagraph"/>
+        <w:numPr>
+          <w:ilvl w:val="0"/>
+          <w:numId w:val="300"/>
+        </w:numPr>
+        <w:spacing w:after="60"/>
+      </w:pPr>
+      <w:r>
+        <w:rPr>
+          <w:rFonts w:ascii="Aptos" w:cs="Aptos" w:eastAsia="Aptos" w:hAnsi="Aptos"/>
+          <w:sz w:val="24"/>
+          <w:szCs w:val="24"/>
+        </w:rPr>
+        <w:t xml:space="preserve">Remote access is granted only to named, authorized accounts, on the principle of least privilege, and only through approved remote-access methods.</w:t>
+      </w:r>
+    </w:p>
+    <w:p>
+      <w:pPr>
+        <w:pStyle w:val="ListParagraph"/>
+        <w:numPr>
+          <w:ilvl w:val="0"/>
+          <w:numId w:val="300"/>
+        </w:numPr>
+        <w:spacing w:after="60"/>
+      </w:pPr>
+      <w:r>
+        <w:rPr>
+          <w:rFonts w:ascii="Aptos" w:cs="Aptos" w:eastAsia="Aptos" w:hAnsi="Aptos"/>
+          <w:sz w:val="24"/>
+          <w:szCs w:val="24"/>
+        </w:rPr>
+        <w:t xml:space="preserve">Multifactor authentication is required for every remote session, for both privileged and non-privileged accounts.</w:t>
+      </w:r>
+    </w:p>
+    <w:p>
+      <w:pPr>
+        <w:pStyle w:val="ListParagraph"/>
+        <w:numPr>
+          <w:ilvl w:val="0"/>
+          <w:numId w:val="300"/>
+        </w:numPr>
+        <w:spacing w:after="60"/>
+      </w:pPr>
+      <w:r>
+        <w:rPr>
+          <w:rFonts w:ascii="Aptos" w:cs="Aptos" w:eastAsia="Aptos" w:hAnsi="Aptos"/>
+          <w:sz w:val="24"/>
+          <w:szCs w:val="24"/>
+        </w:rPr>
+        <w:t xml:space="preserve">Remote connections use only Agency-approved methods (VPN, virtual desktop, secure shell). Administrative interfaces are not exposed directly to the public internet.</w:t>
+      </w:r>
+    </w:p>
+    <w:p>
+      <w:pPr>
+        <w:pStyle w:val="ListParagraph"/>
+        <w:numPr>
+          <w:ilvl w:val="0"/>
+          <w:numId w:val="300"/>
+        </w:numPr>
+        <w:spacing w:after="60"/>
+      </w:pPr>
+      <w:r>
+        <w:rPr>
+          <w:rFonts w:ascii="Aptos" w:cs="Aptos" w:eastAsia="Aptos" w:hAnsi="Aptos"/>
+          <w:sz w:val="24"/>
+          <w:szCs w:val="24"/>
+        </w:rPr>
+        <w:t xml:space="preserve">Devices used for remote access meet the Agency’s minimum security conditions (current patches, endpoint protection, disk encryption) before they connect. [Define approved device types.]</w:t>
+      </w:r>
+    </w:p>
+    <w:p>
+      <w:pPr>
+        <w:pStyle w:val="ListParagraph"/>
+        <w:numPr>
+          <w:ilvl w:val="0"/>
+          <w:numId w:val="300"/>
+        </w:numPr>
+        <w:spacing w:after="60"/>
+      </w:pPr>
+      <w:r>
+        <w:rPr>
+          <w:rFonts w:ascii="Aptos" w:cs="Aptos" w:eastAsia="Aptos" w:hAnsi="Aptos"/>
+          <w:sz w:val="24"/>
+          <w:szCs w:val="24"/>
+        </w:rPr>
+        <w:t xml:space="preserve">Remote access may be limited by time window, location, or source network where a role does not require always-on access.</w:t>
+      </w:r>
+    </w:p>
+    <w:p>
+      <w:pPr>
+        <w:pStyle w:val="ListParagraph"/>
+        <w:numPr>
+          <w:ilvl w:val="0"/>
+          <w:numId w:val="300"/>
+        </w:numPr>
+        <w:spacing w:after="60"/>
+      </w:pPr>
+      <w:r>
+        <w:rPr>
+          <w:rFonts w:ascii="Aptos" w:cs="Aptos" w:eastAsia="Aptos" w:hAnsi="Aptos"/>
+          <w:sz w:val="24"/>
+          <w:szCs w:val="24"/>
+        </w:rPr>
+        <w:t xml:space="preserve">Remote sessions are logged. Session activity is monitored, sessions lock on idle, and they terminate on disconnect or after [a set period].</w:t>
+      </w:r>
+    </w:p>
+    <w:p>
+      <w:pPr>
+        <w:pStyle w:val="ListParagraph"/>
+        <w:numPr>
+          <w:ilvl w:val="0"/>
+          <w:numId w:val="300"/>
+        </w:numPr>
+        <w:spacing w:after="60"/>
+      </w:pPr>
+      <w:r>
+        <w:rPr>
+          <w:rFonts w:ascii="Aptos" w:cs="Aptos" w:eastAsia="Aptos" w:hAnsi="Aptos"/>
+          <w:sz w:val="24"/>
+          <w:szCs w:val="24"/>
+        </w:rPr>
+        <w:t xml:space="preserve">Vendor and third-party remote access is granted only for the scope and duration of an approved task, is scheduled or supervised, and is governed by a signed Third-Party Access Agreement.</w:t>
+      </w:r>
+    </w:p>
+    <w:p>
+      <w:pPr>
+        <w:pStyle w:val="ListParagraph"/>
+        <w:numPr>
+          <w:ilvl w:val="0"/>
+          <w:numId w:val="300"/>
+        </w:numPr>
+        <w:spacing w:after="60"/>
+      </w:pPr>
+      <w:r>
+        <w:rPr>
+          <w:rFonts w:ascii="Aptos" w:cs="Aptos" w:eastAsia="Aptos" w:hAnsi="Aptos"/>
+          <w:sz w:val="24"/>
+          <w:szCs w:val="24"/>
+        </w:rPr>
+        <w:t xml:space="preserve">Remote-access rights are reviewed on a defined cycle and revoked immediately on change of role, end of engagement, or suspected compromise.</w:t>
+      </w:r>
+    </w:p>
+    <w:p>
+      <w:pPr>
+        <w:pStyle w:val="ListParagraph"/>
+        <w:numPr>
+          <w:ilvl w:val="0"/>
+          <w:numId w:val="300"/>
+        </w:numPr>
+        <w:spacing w:after="60"/>
+      </w:pPr>
+      <w:r>
+        <w:rPr>
+          <w:rFonts w:ascii="Aptos" w:cs="Aptos" w:eastAsia="Aptos" w:hAnsi="Aptos"/>
+          <w:sz w:val="24"/>
+          <w:szCs w:val="24"/>
+        </w:rPr>
+        <w:t xml:space="preserve">Specific configuration values (approved clients, ciphers, idle-timeout length, split-tunneling rules) and their technical enforcement are recorded in the VPN / Remote Access Configuration Records and the Authorized Remote Device Register, not in this policy.</w:t>
+      </w:r>
+    </w:p>
+    <w:p>
+      <w:pPr>
+        <w:pStyle w:val="ListParagraph"/>
+        <w:numPr>
+          <w:ilvl w:val="0"/>
+          <w:numId w:val="300"/>
+        </w:numPr>
+        <w:spacing w:after="60"/>
+      </w:pPr>
+      <w:r>
+        <w:rPr>
+          <w:rFonts w:ascii="Aptos" w:cs="Aptos" w:eastAsia="Aptos" w:hAnsi="Aptos"/>
+          <w:sz w:val="24"/>
+          <w:szCs w:val="24"/>
+        </w:rPr>
+        <w:t xml:space="preserve">Remote access to systems reached through IDACS is governed in addition by the CJIS Handling Addendum below.</w:t>
+      </w:r>
+    </w:p>
+    <w:p>
+      <w:pPr>
+        <w:pStyle w:val="Heading2"/>
+      </w:pPr>
+      <w:r>
         <w:t xml:space="preserve">5. Roles &amp; Responsibilities</w:t>
       </w:r>
     </w:p>
@@ -837,6 +853,9 @@
         <w:gridCol w:w="6360"/>
       </w:tblGrid>
       <w:tr>
+        <w:trPr>
+          <w:cantSplit/>
+        </w:trPr>
         <w:tc>
           <w:tcPr>
             <w:tcW w:type="dxa" w:w="3000"/>
@@ -901,6 +920,9 @@
         </w:tc>
       </w:tr>
       <w:tr>
+        <w:trPr>
+          <w:cantSplit/>
+        </w:trPr>
         <w:tc>
           <w:tcPr>
             <w:tcW w:type="dxa" w:w="3000"/>
@@ -957,6 +979,9 @@
         </w:tc>
       </w:tr>
       <w:tr>
+        <w:trPr>
+          <w:cantSplit/>
+        </w:trPr>
         <w:tc>
           <w:tcPr>
             <w:tcW w:type="dxa" w:w="3000"/>
@@ -1013,6 +1038,9 @@
         </w:tc>
       </w:tr>
       <w:tr>
+        <w:trPr>
+          <w:cantSplit/>
+        </w:trPr>
         <w:tc>
           <w:tcPr>
             <w:tcW w:type="dxa" w:w="3000"/>
@@ -1069,6 +1097,9 @@
         </w:tc>
       </w:tr>
       <w:tr>
+        <w:trPr>
+          <w:cantSplit/>
+        </w:trPr>
         <w:tc>
           <w:tcPr>
             <w:tcW w:type="dxa" w:w="3000"/>
@@ -1127,17 +1158,9 @@
     </w:tbl>
     <w:p>
       <w:pPr>
-        <w:spacing w:before="220" w:after="100"/>
-      </w:pPr>
-      <w:r>
-        <w:rPr>
-          <w:rFonts w:ascii="Aptos" w:cs="Aptos" w:eastAsia="Aptos" w:hAnsi="Aptos"/>
-          <w:b/>
-          <w:bCs/>
-          <w:color w:val="1B3A5C"/>
-          <w:sz w:val="26"/>
-          <w:szCs w:val="26"/>
-        </w:rPr>
+        <w:pStyle w:val="Heading2"/>
+      </w:pPr>
+      <w:r>
         <w:t xml:space="preserve">6. Enforcement</w:t>
       </w:r>
     </w:p>
@@ -1172,17 +1195,9 @@
     </w:p>
     <w:p>
       <w:pPr>
-        <w:spacing w:before="220" w:after="100"/>
-      </w:pPr>
-      <w:r>
-        <w:rPr>
-          <w:rFonts w:ascii="Aptos" w:cs="Aptos" w:eastAsia="Aptos" w:hAnsi="Aptos"/>
-          <w:b/>
-          <w:bCs/>
-          <w:color w:val="1B3A5C"/>
-          <w:sz w:val="26"/>
-          <w:szCs w:val="26"/>
-        </w:rPr>
+        <w:pStyle w:val="Heading2"/>
+      </w:pPr>
+      <w:r>
         <w:t xml:space="preserve">7. Exceptions</w:t>
       </w:r>
     </w:p>
@@ -1217,17 +1232,9 @@
     </w:p>
     <w:p>
       <w:pPr>
-        <w:spacing w:before="220" w:after="100"/>
-      </w:pPr>
-      <w:r>
-        <w:rPr>
-          <w:rFonts w:ascii="Aptos" w:cs="Aptos" w:eastAsia="Aptos" w:hAnsi="Aptos"/>
-          <w:b/>
-          <w:bCs/>
-          <w:color w:val="1B3A5C"/>
-          <w:sz w:val="26"/>
-          <w:szCs w:val="26"/>
-        </w:rPr>
+        <w:pStyle w:val="Heading2"/>
+      </w:pPr>
+      <w:r>
         <w:t xml:space="preserve">8. Review Schedule</w:t>
       </w:r>
     </w:p>
@@ -1262,17 +1269,9 @@
     </w:p>
     <w:p>
       <w:pPr>
-        <w:spacing w:before="220" w:after="100"/>
-      </w:pPr>
-      <w:r>
-        <w:rPr>
-          <w:rFonts w:ascii="Aptos" w:cs="Aptos" w:eastAsia="Aptos" w:hAnsi="Aptos"/>
-          <w:b/>
-          <w:bCs/>
-          <w:color w:val="1B3A5C"/>
-          <w:sz w:val="26"/>
-          <w:szCs w:val="26"/>
-        </w:rPr>
+        <w:pStyle w:val="Heading2"/>
+      </w:pPr>
+      <w:r>
         <w:t xml:space="preserve">Profile Scaling Notes</w:t>
       </w:r>
     </w:p>
@@ -1309,6 +1308,9 @@
         <w:gridCol w:w="6360"/>
       </w:tblGrid>
       <w:tr>
+        <w:trPr>
+          <w:cantSplit/>
+        </w:trPr>
         <w:tc>
           <w:tcPr>
             <w:tcW w:type="dxa" w:w="3000"/>
@@ -1373,6 +1375,9 @@
         </w:tc>
       </w:tr>
       <w:tr>
+        <w:trPr>
+          <w:cantSplit/>
+        </w:trPr>
         <w:tc>
           <w:tcPr>
             <w:tcW w:type="dxa" w:w="3000"/>
@@ -1429,6 +1434,9 @@
         </w:tc>
       </w:tr>
       <w:tr>
+        <w:trPr>
+          <w:cantSplit/>
+        </w:trPr>
         <w:tc>
           <w:tcPr>
             <w:tcW w:type="dxa" w:w="3000"/>
@@ -1485,6 +1493,9 @@
         </w:tc>
       </w:tr>
       <w:tr>
+        <w:trPr>
+          <w:cantSplit/>
+        </w:trPr>
         <w:tc>
           <w:tcPr>
             <w:tcW w:type="dxa" w:w="3000"/>
@@ -1543,17 +1554,9 @@
     </w:tbl>
     <w:p>
       <w:pPr>
-        <w:spacing w:before="220" w:after="100"/>
-      </w:pPr>
-      <w:r>
-        <w:rPr>
-          <w:rFonts w:ascii="Aptos" w:cs="Aptos" w:eastAsia="Aptos" w:hAnsi="Aptos"/>
-          <w:b/>
-          <w:bCs/>
-          <w:color w:val="1B3A5C"/>
-          <w:sz w:val="26"/>
-          <w:szCs w:val="26"/>
-        </w:rPr>
+        <w:pStyle w:val="Heading2"/>
+      </w:pPr>
+      <w:r>
         <w:t xml:space="preserve">CJIS Handling Addendum</w:t>
       </w:r>
     </w:p>
@@ -1607,6 +1610,9 @@
         <w:gridCol w:w="9360"/>
       </w:tblGrid>
       <w:tr>
+        <w:trPr>
+          <w:cantSplit/>
+        </w:trPr>
         <w:tc>
           <w:tcPr>
             <w:tcW w:type="dxa" w:w="9360"/>
@@ -1696,17 +1702,9 @@
     </w:tbl>
     <w:p>
       <w:pPr>
-        <w:spacing w:before="220" w:after="100"/>
-      </w:pPr>
-      <w:r>
-        <w:rPr>
-          <w:rFonts w:ascii="Aptos" w:cs="Aptos" w:eastAsia="Aptos" w:hAnsi="Aptos"/>
-          <w:b/>
-          <w:bCs/>
-          <w:color w:val="1B3A5C"/>
-          <w:sz w:val="26"/>
-          <w:szCs w:val="26"/>
-        </w:rPr>
+        <w:pStyle w:val="Heading2"/>
+      </w:pPr>
+      <w:r>
         <w:t xml:space="preserve">Approval Signatures</w:t>
       </w:r>
     </w:p>
@@ -1729,6 +1727,9 @@
         <w:gridCol w:w="2120"/>
       </w:tblGrid>
       <w:tr>
+        <w:trPr>
+          <w:cantSplit/>
+        </w:trPr>
         <w:tc>
           <w:tcPr>
             <w:tcW w:type="dxa" w:w="3000"/>
@@ -1855,6 +1856,9 @@
         </w:tc>
       </w:tr>
       <w:tr>
+        <w:trPr>
+          <w:cantSplit/>
+        </w:trPr>
         <w:tc>
           <w:tcPr>
             <w:tcW w:type="dxa" w:w="3000"/>
@@ -1938,6 +1942,9 @@
         </w:tc>
       </w:tr>
       <w:tr>
+        <w:trPr>
+          <w:cantSplit/>
+        </w:trPr>
         <w:tc>
           <w:tcPr>
             <w:tcW w:type="dxa" w:w="3000"/>
@@ -2023,17 +2030,9 @@
     </w:tbl>
     <w:p>
       <w:pPr>
-        <w:spacing w:before="220" w:after="100"/>
-      </w:pPr>
-      <w:r>
-        <w:rPr>
-          <w:rFonts w:ascii="Aptos" w:cs="Aptos" w:eastAsia="Aptos" w:hAnsi="Aptos"/>
-          <w:b/>
-          <w:bCs/>
-          <w:color w:val="1B3A5C"/>
-          <w:sz w:val="26"/>
-          <w:szCs w:val="26"/>
-        </w:rPr>
+        <w:pStyle w:val="Heading2"/>
+      </w:pPr>
+      <w:r>
         <w:t xml:space="preserve">Revision History</w:t>
       </w:r>
     </w:p>
@@ -2056,6 +2055,9 @@
         <w:gridCol w:w="4360"/>
       </w:tblGrid>
       <w:tr>
+        <w:trPr>
+          <w:cantSplit/>
+        </w:trPr>
         <w:tc>
           <w:tcPr>
             <w:tcW w:type="dxa" w:w="1400"/>
@@ -2182,6 +2184,9 @@
         </w:tc>
       </w:tr>
       <w:tr>
+        <w:trPr>
+          <w:cantSplit/>
+        </w:trPr>
         <w:tc>
           <w:tcPr>
             <w:tcW w:type="dxa" w:w="1400"/>
@@ -2313,6 +2318,9 @@
         <w:gridCol w:w="9360"/>
       </w:tblGrid>
       <w:tr>
+        <w:trPr>
+          <w:cantSplit/>
+        </w:trPr>
         <w:tc>
           <w:tcPr>
             <w:tcW w:type="dxa" w:w="9360"/>
@@ -2364,6 +2372,7 @@
         </w:tc>
       </w:tr>
     </w:tbl>
+    <w:p/>
     <w:sectPr>
       <w:headerReference w:type="default" r:id="rId7"/>
       <w:footerReference w:type="default" r:id="rId8"/>
@@ -2374,10 +2383,6 @@
     </w:sectPr>
   </w:body>
 </w:document>
-</file>
-
-<file path=word/comments.xml><?xml version="1.0" encoding="utf-8"?>
-<w:comments xmlns:cx="http://schemas.microsoft.com/office/drawing/2014/chartex" xmlns:cx1="http://schemas.microsoft.com/office/drawing/2015/9/8/chartex" xmlns:cx2="http://schemas.microsoft.com/office/drawing/2015/10/21/chartex" xmlns:cx3="http://schemas.microsoft.com/office/drawing/2016/5/9/chartex" xmlns:cx4="http://schemas.microsoft.com/office/drawing/2016/5/10/chartex" xmlns:cx5="http://schemas.microsoft.com/office/drawing/2016/5/11/chartex" xmlns:cx6="http://schemas.microsoft.com/office/drawing/2016/5/12/chartex" xmlns:cx7="http://schemas.microsoft.com/office/drawing/2016/5/13/chartex" xmlns:cx8="http://schemas.microsoft.com/office/drawing/2016/5/14/chartex" xmlns:mc="http://schemas.openxmlformats.org/markup-compatibility/2006" xmlns:aink="http://schemas.microsoft.com/office/drawing/2016/ink" xmlns:am3d="http://schemas.microsoft.com/office/drawing/2017/model3d" xmlns:o="urn:schemas-microsoft-com:office:office" xmlns:r="http://schemas.openxmlformats.org/officeDocument/2006/relationships" xmlns:m="http://schemas.openxmlformats.org/officeDocument/2006/math" xmlns:v="urn:schemas-microsoft-com:vml" xmlns:wp14="http://schemas.microsoft.com/office/word/2010/wordprocessingDrawing" xmlns:wp="http://schemas.openxmlformats.org/drawingml/2006/wordprocessingDrawing" xmlns:w10="urn:schemas-microsoft-com:office:word" xmlns:w="http://schemas.openxmlformats.org/wordprocessingml/2006/main" xmlns:w14="http://schemas.microsoft.com/office/word/2010/wordml" xmlns:w15="http://schemas.microsoft.com/office/word/2012/wordml" xmlns:w16cex="http://schemas.microsoft.com/office/word/2018/wordml/cex" xmlns:w16cid="http://schemas.microsoft.com/office/word/2016/wordml/cid" xmlns:w16="http://schemas.microsoft.com/office/word/2018/wordml" xmlns:w16sdtdh="http://schemas.microsoft.com/office/word/2020/wordml/sdtdatahash" xmlns:w16se="http://schemas.microsoft.com/office/word/2015/wordml/symex" xmlns:wpg="http://schemas.microsoft.com/office/word/2010/wordprocessingGroup" xmlns:wpi="http://schemas.microsoft.com/office/word/2010/wordprocessingInk" xmlns:wne="http://schemas.microsoft.com/office/word/2006/wordml" xmlns:wps="http://schemas.microsoft.com/office/word/2010/wordprocessingShape"/>
 </file>
 
 <file path=word/endnotes.xml><?xml version="1.0" encoding="utf-8"?>
@@ -2764,6 +2769,12 @@
       <w:startOverride w:val="1"/>
     </w:lvlOverride>
   </w:num>
+  <w:num w:numId="300">
+    <w:abstractNumId w:val="8"/>
+    <w:lvlOverride w:ilvl="0">
+      <w:startOverride w:val="1"/>
+    </w:lvlOverride>
+  </w:num>
 </w:numbering>
 </file>
 
@@ -2789,37 +2800,24 @@
       <w:szCs w:val="56"/>
     </w:rPr>
   </w:style>
-  <w:style w:type="paragraph" w:styleId="Heading1">
-    <w:name w:val="Heading 1"/>
-    <w:basedOn w:val="Normal"/>
-    <w:next w:val="Normal"/>
-    <w:qFormat/>
-    <w:rPr>
-      <w:color w:val="2E74B5"/>
-      <w:sz w:val="32"/>
-      <w:szCs w:val="32"/>
-    </w:rPr>
-  </w:style>
-  <w:style w:type="paragraph" w:styleId="Heading2">
-    <w:name w:val="Heading 2"/>
-    <w:basedOn w:val="Normal"/>
-    <w:next w:val="Normal"/>
-    <w:qFormat/>
-    <w:rPr>
-      <w:color w:val="2E74B5"/>
-      <w:sz w:val="26"/>
-      <w:szCs w:val="26"/>
-    </w:rPr>
-  </w:style>
   <w:style w:type="paragraph" w:styleId="Heading3">
     <w:name w:val="Heading 3"/>
     <w:basedOn w:val="Normal"/>
     <w:next w:val="Normal"/>
     <w:qFormat/>
+    <w:pPr>
+      <w:keepNext/>
+      <w:keepLines/>
+      <w:spacing w:after="100" w:before="220"/>
+      <w:outlineLvl w:val="2"/>
+    </w:pPr>
     <w:rPr>
-      <w:color w:val="1F4D78"/>
-      <w:sz w:val="24"/>
-      <w:szCs w:val="24"/>
+      <w:rFonts w:ascii="Aptos" w:cs="Aptos" w:eastAsia="Aptos" w:hAnsi="Aptos"/>
+      <w:b/>
+      <w:bCs/>
+      <w:color w:val="1B3A5C"/>
+      <w:sz w:val="26"/>
+      <w:szCs w:val="26"/>
     </w:rPr>
   </w:style>
   <w:style w:type="paragraph" w:styleId="Heading4">
@@ -2827,10 +2825,19 @@
     <w:basedOn w:val="Normal"/>
     <w:next w:val="Normal"/>
     <w:qFormat/>
+    <w:pPr>
+      <w:keepNext/>
+      <w:keepLines/>
+      <w:spacing w:after="100" w:before="220"/>
+      <w:outlineLvl w:val="3"/>
+    </w:pPr>
     <w:rPr>
-      <w:i/>
-      <w:iCs/>
-      <w:color w:val="2E74B5"/>
+      <w:rFonts w:ascii="Aptos" w:cs="Aptos" w:eastAsia="Aptos" w:hAnsi="Aptos"/>
+      <w:b/>
+      <w:bCs/>
+      <w:color w:val="1B3A5C"/>
+      <w:sz w:val="24"/>
+      <w:szCs w:val="24"/>
     </w:rPr>
   </w:style>
   <w:style w:type="paragraph" w:styleId="Heading5">
@@ -2838,8 +2845,19 @@
     <w:basedOn w:val="Normal"/>
     <w:next w:val="Normal"/>
     <w:qFormat/>
+    <w:pPr>
+      <w:keepNext/>
+      <w:keepLines/>
+      <w:spacing w:after="100" w:before="220"/>
+      <w:outlineLvl w:val="4"/>
+    </w:pPr>
     <w:rPr>
-      <w:color w:val="2E74B5"/>
+      <w:rFonts w:ascii="Aptos" w:cs="Aptos" w:eastAsia="Aptos" w:hAnsi="Aptos"/>
+      <w:b/>
+      <w:bCs/>
+      <w:color w:val="1B3A5C"/>
+      <w:sz w:val="24"/>
+      <w:szCs w:val="24"/>
     </w:rPr>
   </w:style>
   <w:style w:type="paragraph" w:styleId="Heading6">
@@ -2847,8 +2865,19 @@
     <w:basedOn w:val="Normal"/>
     <w:next w:val="Normal"/>
     <w:qFormat/>
+    <w:pPr>
+      <w:keepNext/>
+      <w:keepLines/>
+      <w:spacing w:after="100" w:before="220"/>
+      <w:outlineLvl w:val="5"/>
+    </w:pPr>
     <w:rPr>
-      <w:color w:val="1F4D78"/>
+      <w:rFonts w:ascii="Aptos" w:cs="Aptos" w:eastAsia="Aptos" w:hAnsi="Aptos"/>
+      <w:b/>
+      <w:bCs/>
+      <w:color w:val="1B3A5C"/>
+      <w:sz w:val="24"/>
+      <w:szCs w:val="24"/>
     </w:rPr>
   </w:style>
   <w:style w:type="paragraph" w:styleId="Strong">
@@ -2956,6 +2985,8 @@
     <w:next w:val="Normal"/>
     <w:qFormat/>
     <w:pPr>
+      <w:keepNext/>
+      <w:keepLines/>
       <w:spacing w:after="160" w:before="240"/>
       <w:outlineLvl w:val="0"/>
     </w:pPr>
@@ -2974,6 +3005,8 @@
     <w:next w:val="Normal"/>
     <w:qFormat/>
     <w:pPr>
+      <w:keepNext/>
+      <w:keepLines/>
       <w:spacing w:after="100" w:before="220"/>
       <w:outlineLvl w:val="1"/>
     </w:pPr>
